--- a/重构版论文_v4_20260915/数据处理代码与流程.docx
+++ b/重构版论文_v4_20260915/数据处理代码与流程.docx
@@ -49,7 +49,7 @@
       <w:r>
         <w:drawing>
           <wp:inline xmlns:a="http://schemas.openxmlformats.org/drawingml/2006/main" xmlns:pic="http://schemas.openxmlformats.org/drawingml/2006/picture">
-            <wp:extent cx="5760720" cy="2734826"/>
+            <wp:extent cx="5760720" cy="3434071"/>
             <wp:docPr id="1" name="Picture 1"/>
             <wp:cNvGraphicFramePr>
               <a:graphicFrameLocks noChangeAspect="1"/>
@@ -70,7 +70,7 @@
                   <pic:spPr>
                     <a:xfrm>
                       <a:off x="0" y="0"/>
-                      <a:ext cx="5760720" cy="2734826"/>
+                      <a:ext cx="5760720" cy="3434071"/>
                     </a:xfrm>
                     <a:prstGeom prst="rect"/>
                   </pic:spPr>
@@ -101,7 +101,7 @@
       <w:r>
         <w:drawing>
           <wp:inline xmlns:a="http://schemas.openxmlformats.org/drawingml/2006/main" xmlns:pic="http://schemas.openxmlformats.org/drawingml/2006/picture">
-            <wp:extent cx="5760720" cy="2722098"/>
+            <wp:extent cx="5760720" cy="3297847"/>
             <wp:docPr id="2" name="Picture 2"/>
             <wp:cNvGraphicFramePr>
               <a:graphicFrameLocks noChangeAspect="1"/>
@@ -122,7 +122,7 @@
                   <pic:spPr>
                     <a:xfrm>
                       <a:off x="0" y="0"/>
-                      <a:ext cx="5760720" cy="2722098"/>
+                      <a:ext cx="5760720" cy="3297847"/>
                     </a:xfrm>
                     <a:prstGeom prst="rect"/>
                   </pic:spPr>
